--- a/testakten/lobbyregister-buergerinitiative-waldmoor/19_antwortentwurf_presse.docx
+++ b/testakten/lobbyregister-buergerinitiative-waldmoor/19_antwortentwurf_presse.docx
@@ -175,7 +175,7 @@
         <w:jc w:val="left"/>
       </w:pPr>
       <w:r>
-        <w:t>Für Rückfragen stehen wir unter &lt;kontakt@waldmoor2030.example&gt; oder telefonisch (Greta Mohn, 04241 - 22 36 09) bereit.</w:t>
+        <w:t>Für Rückfragen stehen wir unter &lt;kontakt@waldmoor2030.de&gt; oder telefonisch (Greta Mohn, 04241 - 22 36 09) bereit.</w:t>
       </w:r>
     </w:p>
     <w:p>
